--- a/reports/分报告/04_算法报告_贝叶斯BO自动整定.docx
+++ b/reports/分报告/04_算法报告_贝叶斯BO自动整定.docx
@@ -18,6 +18,52 @@
       </w:r>
     </w:p>
     <w:p/>
+    <w:p>
+      <w:pPr>
+        <w:spacing w:after="40"/>
+        <w:ind w:left="340"/>
+      </w:pPr>
+      <w:r>
+        <w:rPr>
+          <w:rFonts w:ascii="微软雅黑" w:hAnsi="微软雅黑" w:eastAsia="微软雅黑"/>
+          <w:b/>
+          <w:i w:val="0"/>
+          <w:color w:val="595959"/>
+          <w:sz w:val="19"/>
+        </w:rPr>
+        <w:t>30 秒看懂</w:t>
+      </w:r>
+      <w:r>
+        <w:rPr>
+          <w:rFonts w:ascii="微软雅黑" w:hAnsi="微软雅黑" w:eastAsia="微软雅黑"/>
+          <w:b w:val="0"/>
+          <w:i w:val="0"/>
+          <w:color w:val="595959"/>
+          <w:sz w:val="19"/>
+        </w:rPr>
+        <w:t>：把"试一组参数"看成一次昂贵的实验，用高斯过程猜出"哪里最值得试"，14 次就找到全局最优固定增益（Kp=0.5355、Ki=0.0063）。想自己跑：</w:t>
+      </w:r>
+      <w:r>
+        <w:rPr>
+          <w:rFonts w:ascii="Consolas" w:hAnsi="Consolas" w:eastAsia="微软雅黑"/>
+          <w:b w:val="0"/>
+          <w:i w:val="0"/>
+          <w:color w:val="A31515"/>
+          <w:sz w:val="17"/>
+        </w:rPr>
+        <w:t>python run.py benchmark</w:t>
+      </w:r>
+      <w:r>
+        <w:rPr>
+          <w:rFonts w:ascii="微软雅黑" w:hAnsi="微软雅黑" w:eastAsia="微软雅黑"/>
+          <w:b w:val="0"/>
+          <w:i w:val="0"/>
+          <w:color w:val="595959"/>
+          <w:sz w:val="19"/>
+        </w:rPr>
+        <w:t>（约 1.4 秒 PC 时间）。</w:t>
+      </w:r>
+    </w:p>
     <w:p>
       <w:pPr>
         <w:spacing w:after="80"/>
@@ -1113,7 +1159,7 @@
       <w:r>
         <w:drawing>
           <wp:inline xmlns:a="http://schemas.openxmlformats.org/drawingml/2006/main" xmlns:pic="http://schemas.openxmlformats.org/drawingml/2006/picture">
-            <wp:extent cx="1118616" cy="286512"/>
+            <wp:extent cx="1085088" cy="316992"/>
             <wp:docPr id="2" name="Picture 2"/>
             <wp:cNvGraphicFramePr>
               <a:graphicFrameLocks noChangeAspect="1"/>
@@ -1134,7 +1180,7 @@
                   <pic:spPr>
                     <a:xfrm>
                       <a:off x="0" y="0"/>
-                      <a:ext cx="1118616" cy="286512"/>
+                      <a:ext cx="1085088" cy="316992"/>
                     </a:xfrm>
                     <a:prstGeom prst="rect"/>
                   </pic:spPr>
@@ -1213,7 +1259,7 @@
       <w:r>
         <w:drawing>
           <wp:inline xmlns:a="http://schemas.openxmlformats.org/drawingml/2006/main" xmlns:pic="http://schemas.openxmlformats.org/drawingml/2006/picture">
-            <wp:extent cx="2913888" cy="295656"/>
+            <wp:extent cx="2843784" cy="307848"/>
             <wp:docPr id="3" name="Picture 3"/>
             <wp:cNvGraphicFramePr>
               <a:graphicFrameLocks noChangeAspect="1"/>
@@ -1234,7 +1280,7 @@
                   <pic:spPr>
                     <a:xfrm>
                       <a:off x="0" y="0"/>
-                      <a:ext cx="2913888" cy="295656"/>
+                      <a:ext cx="2843784" cy="307848"/>
                     </a:xfrm>
                     <a:prstGeom prst="rect"/>
                   </pic:spPr>
@@ -1806,7 +1852,7 @@
       <w:r>
         <w:drawing>
           <wp:inline xmlns:a="http://schemas.openxmlformats.org/drawingml/2006/main" xmlns:pic="http://schemas.openxmlformats.org/drawingml/2006/picture">
-            <wp:extent cx="2292096" cy="204216"/>
+            <wp:extent cx="2218944" cy="219456"/>
             <wp:docPr id="4" name="Picture 4"/>
             <wp:cNvGraphicFramePr>
               <a:graphicFrameLocks noChangeAspect="1"/>
@@ -1827,7 +1873,7 @@
                   <pic:spPr>
                     <a:xfrm>
                       <a:off x="0" y="0"/>
-                      <a:ext cx="2292096" cy="204216"/>
+                      <a:ext cx="2218944" cy="219456"/>
                     </a:xfrm>
                     <a:prstGeom prst="rect"/>
                   </pic:spPr>
@@ -1845,7 +1891,7 @@
       <w:r>
         <w:drawing>
           <wp:inline xmlns:a="http://schemas.openxmlformats.org/drawingml/2006/main" xmlns:pic="http://schemas.openxmlformats.org/drawingml/2006/picture">
-            <wp:extent cx="4453128" cy="301752"/>
+            <wp:extent cx="4346435" cy="335279"/>
             <wp:docPr id="5" name="Picture 5"/>
             <wp:cNvGraphicFramePr>
               <a:graphicFrameLocks noChangeAspect="1"/>
@@ -1866,7 +1912,7 @@
                   <pic:spPr>
                     <a:xfrm>
                       <a:off x="0" y="0"/>
-                      <a:ext cx="4453128" cy="301752"/>
+                      <a:ext cx="4346435" cy="335279"/>
                     </a:xfrm>
                     <a:prstGeom prst="rect"/>
                   </pic:spPr>
@@ -2020,7 +2066,7 @@
           <w:i w:val="0"/>
           <w:sz w:val="21"/>
         </w:rPr>
-        <w:t>自动权衡的机制在于：μ 已经很低的区域，σ 通常也小（已经试过了）；而 μ 中等但 σ 很大的区域，第二项可能把 EI 顶上去。BO 不需要人工决定"现在该探索还是该利用"，EI 自己算。</w:t>
+        <w:t>自动权衡的机制在于：μ 已经很低的区域，σ 通常也小（已经试过了）；而 μ 中等但 σ 很大的区域，第二项可能推高 EI。BO 不需要人工决定"现在该探索还是该利用"，EI 自己算。</w:t>
       </w:r>
     </w:p>
     <w:p>
@@ -5890,7 +5936,7 @@
           <w:i w:val="0"/>
           <w:sz w:val="21"/>
         </w:rPr>
-        <w:t>——工况没训到，就只能靠增益的鲁棒性兜底。</w:t>
+        <w:t>——工况没训到，就只能靠增益本身的鲁棒性顶住。</w:t>
       </w:r>
     </w:p>
     <w:p>
@@ -5980,7 +6026,7 @@
           <w:i w:val="0"/>
           <w:sz w:val="21"/>
         </w:rPr>
-        <w:t>落地建议：适合作为" commissioning 一次性自动整定"工具；若现场工况谱漂移大，应定期重跑或改用在线自整定（FNN/RL）。</w:t>
+        <w:t>落地建议：适合作为"调试时一次性自动整定"工具；若现场工况谱漂移大，应定期重跑或改用在线自整定（FNN/RL）。</w:t>
       </w:r>
     </w:p>
     <w:p>
@@ -6285,7 +6331,7 @@
                 <w:color w:val="A31515"/>
                 <w:sz w:val="16"/>
               </w:rPr>
-              <w:t>outputs/case_timeseries.csv</w:t>
+              <w:t>outputs_review_v3/case_timeseries.csv</w:t>
             </w:r>
           </w:p>
         </w:tc>
